--- a/chapter1/Annotated_TOC_for_contributors.docx
+++ b/chapter1/Annotated_TOC_for_contributors.docx
@@ -372,7 +372,7 @@
               <w:rPr>
                 <w:sz w:val="19"/>
               </w:rPr>
-              <w:t>26</w:t>
+              <w:t>28</w:t>
             </w:r>
           </w:p>
         </w:tc>
@@ -390,7 +390,7 @@
               <w:rPr>
                 <w:sz w:val="19"/>
               </w:rPr>
-              <w:t>12 000</w:t>
+              <w:t>13 000</w:t>
             </w:r>
           </w:p>
         </w:tc>
@@ -2094,7 +2094,7 @@
                 <w:b/>
                 <w:sz w:val="19"/>
               </w:rPr>
-              <w:t>412</w:t>
+              <w:t>414</w:t>
             </w:r>
           </w:p>
         </w:tc>
@@ -2113,7 +2113,7 @@
                 <w:b/>
                 <w:sz w:val="19"/>
               </w:rPr>
-              <w:t>161 700</w:t>
+              <w:t>162 700</w:t>
             </w:r>
           </w:p>
         </w:tc>
@@ -2306,7 +2306,7 @@
                 <w:b/>
                 <w:sz w:val="19"/>
               </w:rPr>
-              <w:t>452</w:t>
+              <w:t>454</w:t>
             </w:r>
           </w:p>
         </w:tc>
@@ -2480,7 +2480,7 @@
         <w:jc w:val="both"/>
       </w:pPr>
       <w:r>
-        <w:t>High-speed machine design is not conventional design at higher frequency; it is a distinct discipline in which the ordinary margins are consumed and constraints that a mains-frequency designer treats as background compete with one another. The chapter opens with the question the literature answers inconsistently, what "high speed" means, and compares the three criteria in use: peripheral speed, which is the mechanical measure; the empirical n√P criterion; and the fP product, proposed here as a drive-system measure because it alone contains the pole number. The two design paradigms are introduced, the gearless industrial machine and the mass-limited mobile machine, and the physical constraints are set out in the order in which they bind: rotor stress, rotordynamics, windage and thermal loading. A scaling analysis then shows that the commonly quoted exponents describe overspeeding an existing machine rather than designing a new one; along the design path a speed doubling leaves windage unchanged, doubles iron loss, and degrades the rotordynamic margin sixteenfold, which is the constraint that actually terminates the pursuit of speed. The power electronic interface is presented as the gatekeeper that decides which topology is feasible at all. The chapter closes with the trilemma of mechanical, electromagnetic and thermal demands and the plan of the book.</w:t>
+        <w:t>High-speed machine design is not conventional design at higher frequency; it is a distinct discipline in which the ordinary margins are consumed and constraints that a mains-frequency designer treats as background compete with one another. The chapter opens with the question the literature answers inconsistently, what "high speed" means, and compares the three criteria in use: peripheral speed, which is the mechanical measure; the empirical n√P criterion; and the fP product, proposed here as a drive-system measure because it alone contains the pole number. It then answers the question the electrical-machine literature leaves unasked, where the speed requirement comes from at all: the specific speed of the driven turbomachine is derived, the band that yields good isentropic efficiency is stated, and the shaft speed of the book's own industrial compressor is obtained from its duty alone, without any electrical quantity entering the calculation. The same relation shows why the working fluid moves the answer, hydrogen asking roughly twice the speed of air for the same duty. The two design paradigms are introduced, the gearless industrial machine and the mass-limited mobile machine, and the physical constraints are set out in the order in which they bind: rotor stress, rotordynamics, windage and thermal loading. A scaling analysis then shows that the commonly quoted exponents describe overspeeding an existing machine rather than designing a new one; along the design path a speed doubling leaves windage unchanged, doubles iron loss, and degrades the rotordynamic margin sixteenfold, which is the constraint that actually terminates the pursuit of speed. The power electronic interface is presented as the gatekeeper that decides which topology is feasible at all. The chapter closes with the trilemma of mechanical, electromagnetic and thermal demands and the plan of the book.</w:t>
       </w:r>
     </w:p>
     <w:p>
@@ -2488,7 +2488,7 @@
         <w:jc w:val="both"/>
       </w:pPr>
       <w:r>
-        <w:t>Sections: 1.1 The high-speed landscape · 1.2 The two paradigms: industrial and mobile machines · 1.3 Fundamental physical constraints · 1.4 The role of the power electronic interface · 1.5 Scaling laws and dimensional analysis · 1.6 Summary: framing the design challenges ahead.</w:t>
+        <w:t>Sections: 1.1 The high-speed landscape, including §1.1.2, where the speed requirement comes from: specific speed and the turbomachinery optimum · 1.2 The two paradigms: industrial and mobile machines · 1.3 Fundamental physical constraints · 1.4 The role of the power electronic interface · 1.5 Scaling laws and dimensional analysis · 1.6 Summary: framing the design challenges ahead.</w:t>
       </w:r>
     </w:p>
     <w:p>
@@ -2496,7 +2496,7 @@
         <w:jc w:val="both"/>
       </w:pPr>
       <w:r>
-        <w:t>Budget: 26 pages, 9 figures, 4 tables. New: the fP criterion; the design-path scaling analysis and the rotordynamic result. DREM boundary: assumes the reader knows conventional sizing and loss estimation; derives nothing that the earlier book contains.</w:t>
+        <w:t>Budget: 28 pages, 9 figures, 5 tables. New: the fP criterion; the specific-speed derivation of §1.1.2; the design-path scaling analysis and the rotordynamic result. Contributor: A. Jaatinen-Värri (LUT, Laboratory of Fluid Dynamics) writes §1.1.2, the specific-speed derivation and its worked examples; he is named at the head of the chapter. This is the book's only treatment of specific speed, and Chapter 2 refers back to it rather than repeating it. DREM boundary: assumes the reader knows conventional sizing and loss estimation; derives nothing that the earlier book contains.</w:t>
       </w:r>
     </w:p>
     <w:p>
@@ -2512,7 +2512,7 @@
         <w:jc w:val="both"/>
       </w:pPr>
       <w:r>
-        <w:t>The chapter establishes why high-speed machines exist and why the two paradigms diverge. It begins from the driven machine rather than the motor, because that is where the speed requirement originates: a centrifugal compressor or a turbo-expander has an aerodynamic optimum fixed by its specific speed, and that optimum, not any electrical consideration, is what asks for 30 000 r/min. In industry the converter then made it possible to move the speed conversion from a gearbox into the electrical domain, and the gearbox was deleted: centrifugal compressors, wastewater aeration blowers, organic Rankine cycle and turbo-expander generators, and subsea and hermetic process machines are treated with their economics of availability, oil-free operation and total cost of ownership. In mobile applications the converter was needed anyway and high speed bought mass instead, so the gearbox was kept: electric traction and its geared high-speed optimum, hybrid-electric and all-electric aircraft propulsion and generation, and electrically assisted turbochargers and turbo-compounding above 100 000 r/min. Emerging drivers are surveyed, and the high-temperature industrial heat pump is given the most weight among them, because it is the application currently pulling hardest on high-speed compression and is written here from a manufacturer rather than from the literature; hydrogen and cryogenic compression and flywheel storage follow. The chapter then presents a survey of built and published high-speed machines, spanning several decades of power and speed, and maps them onto the three classification criteria of Chapter 1; this is where the fP criterion receives its calibration. It closes by specifying the two running machines and stating the architecture-selection logic, total cost of ownership against specific power, that governs every later trade-off.</w:t>
+        <w:t>The chapter establishes why high-speed machines exist and why the two paradigms diverge. It begins from the driven machine rather than the motor, because that is where the speed requirement originates. The specific-speed relation itself is derived once, in §1.1.2, and is not repeated here; this chapter takes it as given and asks where each industrial duty falls against it, so that the reader sees why one application lands at 30 000 r/min and another at 100 000. In industry the converter then made it possible to move the speed conversion from a gearbox into the electrical domain, and the gearbox was deleted: centrifugal compressors, wastewater aeration blowers, organic Rankine cycle and turbo-expander generators, and subsea and hermetic process machines are treated with their economics of availability, oil-free operation and total cost of ownership. In mobile applications the converter was needed anyway and high speed bought mass instead, so the gearbox was kept: electric traction and its geared high-speed optimum, hybrid-electric and all-electric aircraft propulsion and generation, and electrically assisted turbochargers and turbo-compounding above 100 000 r/min. Emerging drivers are surveyed, and the high-temperature industrial heat pump is given the most weight among them, because it is the application currently pulling hardest on high-speed compression and is written here from a manufacturer rather than from the literature; hydrogen and cryogenic compression and flywheel storage follow. The chapter then presents a survey of built and published high-speed machines, spanning several decades of power and speed, and maps them onto the three classification criteria of Chapter 1; this is where the fP criterion receives its calibration. It closes by specifying the two running machines and stating the architecture-selection logic, total cost of ownership against specific power, that governs every later trade-off.</w:t>
       </w:r>
     </w:p>
     <w:p>
@@ -2520,7 +2520,7 @@
         <w:jc w:val="both"/>
       </w:pPr>
       <w:r>
-        <w:t>Sections: 2.1 The direct-drive transition in industry · 2.2 Why the driven machine sets the speed: specific speed and the turbomachinery optimum · 2.3 Gearless industrial units: compressors, aeration blowers, ORC and turbo-expanders · 2.4 Subsea and hermetic process machines · 2.5 Electric traction and the geared high-speed optimum · 2.6 Aerospace and hybrid-electric propulsion · 2.7 e-Turbochargers, turbo-compounding and the &gt;100 000 r/min class · 2.8 Emerging drivers: high-temperature industrial heat pumps, hydrogen and cryogenic compression, flywheels · 2.9 Architecture selection: total cost of ownership against specific power · 2.10 A survey of built machines: calibrating v_tip, n√P and fP · 2.11 The two running machines specified.</w:t>
+        <w:t>Sections: 2.1 The direct-drive transition in industry · 2.2 From duty to speed: where the industrial applications fall in the specific-speed bands (the relation itself is derived in §1.1.2) · 2.3 Gearless industrial units: compressors, aeration blowers, ORC and turbo-expanders · 2.4 Subsea and hermetic process machines · 2.5 Electric traction and the geared high-speed optimum · 2.6 Aerospace and hybrid-electric propulsion · 2.7 e-Turbochargers, turbo-compounding and the &gt;100 000 r/min class · 2.8 Emerging drivers: high-temperature industrial heat pumps, hydrogen and cryogenic compression, flywheels · 2.9 Architecture selection: total cost of ownership against specific power · 2.10 A survey of built machines: calibrating v_tip, n√P and fP · 2.11 The two running machines specified.</w:t>
       </w:r>
     </w:p>
     <w:p>
@@ -2528,7 +2528,7 @@
         <w:jc w:val="both"/>
       </w:pPr>
       <w:r>
-        <w:t>Budget: 34 pages, 18 figures, 3 tables. New: the machine survey and the calibrated criteria; the architecture-selection logic; §2.2, which states the speed requirement from the driven machine's side rather than the motor's. Owner: J. Saari of Upheat, who covers the industrial applications and the high-temperature heat pump of §2.8 from a manufacturer, and who recruits co-authors for §2.2, the aerodynamic optimum, and for the mobile applications.</w:t>
+        <w:t>Budget: 34 pages, 18 figures, 3 tables. New: the machine survey and the calibrated criteria; the architecture-selection logic; §2.2, which maps the industrial duties onto the specific-speed bands rather than re-deriving them. Owner: J. Saari of Upheat Solutions, whose chapter this is entire; he covers the industrial applications and the high-temperature heat pump of §2.8 from a manufacturer, and recruits co-authors for the mobile and aerospace applications. §2.2 needs no co-author: it rests on §1.1.2.</w:t>
       </w:r>
     </w:p>
     <w:p>
@@ -3151,7 +3151,7 @@
               <w:rPr>
                 <w:sz w:val="19"/>
               </w:rPr>
-              <w:t>2 — Applications and system architectures</w:t>
+              <w:t>1, §1.1.2 — specific speed and the turbomachinery optimum</w:t>
             </w:r>
           </w:p>
         </w:tc>
@@ -3169,7 +3169,7 @@
               <w:rPr>
                 <w:sz w:val="19"/>
               </w:rPr>
-              <w:t>Juha Saari</w:t>
+              <w:t>Ahti Jaatinen-Värri</w:t>
             </w:r>
           </w:p>
         </w:tc>
@@ -3187,7 +3187,63 @@
               <w:rPr>
                 <w:sz w:val="19"/>
               </w:rPr>
-              <w:t>Upheat, high-temperature heat pumps</w:t>
+              <w:t>LUT, Laboratory of Fluid Dynamics</w:t>
+            </w:r>
+          </w:p>
+        </w:tc>
+      </w:tr>
+      <w:tr>
+        <w:tc>
+          <w:tcPr>
+            <w:tcW w:type="dxa" w:w="2880"/>
+          </w:tcPr>
+          <w:p>
+            <w:r>
+              <w:rPr>
+                <w:sz w:val="19"/>
+              </w:rPr>
+            </w:r>
+            <w:r>
+              <w:rPr>
+                <w:sz w:val="19"/>
+              </w:rPr>
+              <w:t>2 — Applications and system architectures</w:t>
+            </w:r>
+          </w:p>
+        </w:tc>
+        <w:tc>
+          <w:tcPr>
+            <w:tcW w:type="dxa" w:w="2880"/>
+          </w:tcPr>
+          <w:p>
+            <w:r>
+              <w:rPr>
+                <w:sz w:val="19"/>
+              </w:rPr>
+            </w:r>
+            <w:r>
+              <w:rPr>
+                <w:sz w:val="19"/>
+              </w:rPr>
+              <w:t>Juha Saari</w:t>
+            </w:r>
+          </w:p>
+        </w:tc>
+        <w:tc>
+          <w:tcPr>
+            <w:tcW w:type="dxa" w:w="2880"/>
+          </w:tcPr>
+          <w:p>
+            <w:r>
+              <w:rPr>
+                <w:sz w:val="19"/>
+              </w:rPr>
+            </w:r>
+            <w:r>
+              <w:rPr>
+                <w:sz w:val="19"/>
+              </w:rPr>
+              <w:t>Upheat Solutions, high-temperature heat pumps</w:t>
             </w:r>
           </w:p>
         </w:tc>

--- a/chapter1/Annotated_TOC_for_contributors.docx
+++ b/chapter1/Annotated_TOC_for_contributors.docx
@@ -3467,7 +3467,7 @@
               <w:rPr>
                 <w:sz w:val="19"/>
               </w:rPr>
-              <w:t>Newcastle University</w:t>
+              <w:t>independent researcher and engineering consultant</w:t>
             </w:r>
           </w:p>
         </w:tc>
@@ -3971,7 +3971,7 @@
               <w:rPr>
                 <w:sz w:val="19"/>
               </w:rPr>
-              <w:t>drive loss measurement</w:t>
+              <w:t>LUT University, loss and efficiency measurement</w:t>
             </w:r>
           </w:p>
         </w:tc>

--- a/chapter1/Annotated_TOC_for_contributors.docx
+++ b/chapter1/Annotated_TOC_for_contributors.docx
@@ -4101,7 +4101,7 @@
               <w:rPr>
                 <w:sz w:val="19"/>
               </w:rPr>
-              <w:t>a bearing application specialist</w:t>
+              <w:t>Charles Nutakor</w:t>
             </w:r>
           </w:p>
         </w:tc>
@@ -4119,7 +4119,7 @@
               <w:rPr>
                 <w:sz w:val="19"/>
               </w:rPr>
-              <w:t>industry</w:t>
+              <w:t>LUT University, lubrication and seals</w:t>
             </w:r>
           </w:p>
         </w:tc>
@@ -4155,7 +4155,7 @@
               <w:rPr>
                 <w:sz w:val="19"/>
               </w:rPr>
-              <w:t>J. Sopanen, from his network</w:t>
+              <w:t>J. Sopanen, proposed 9 Sep</w:t>
             </w:r>
           </w:p>
         </w:tc>

--- a/chapter1/Annotated_TOC_for_contributors.docx
+++ b/chapter1/Annotated_TOC_for_contributors.docx
@@ -1414,7 +1414,7 @@
               <w:rPr>
                 <w:sz w:val="19"/>
               </w:rPr>
-              <w:t>P. Rasilo</w:t>
+              <w:t>authors</w:t>
             </w:r>
           </w:p>
         </w:tc>
@@ -2768,7 +2768,7 @@
         <w:jc w:val="both"/>
       </w:pPr>
       <w:r>
-        <w:t>Budget: 30 pages, 20 figures, 3 tables. Owner: A. Belahcen (loss modelling, materials, manufacturing effects), with I. Petrov on the rotor losses and a co-author of his choosing for the windage of §9.8; J. Saari, whose correlations the section rests on, is the natural name for it. DREM boundary: the earlier book's loss chapters cover the conventional frequency range; only the high-speed departures are treated.</w:t>
+        <w:t>Budget: 30 pages, 20 figures, 3 tables. Owner: the authors, with I. Petrov leading the rotor losses of §9.5 to §9.7; the windage of §9.8 is offered to J. Saari, whose correlations the section rests on. DREM boundary: the earlier book's loss chapters cover the conventional frequency range; only the high-speed departures are treated.</w:t>
       </w:r>
     </w:p>
     <w:p>
@@ -3375,7 +3375,7 @@
               <w:rPr>
                 <w:sz w:val="19"/>
               </w:rPr>
-              <w:t>9 — Core, rotor and aerodynamic losses</w:t>
+              <w:t>10 — Thermal management and cooling</w:t>
             </w:r>
           </w:p>
         </w:tc>
@@ -3393,7 +3393,7 @@
               <w:rPr>
                 <w:sz w:val="19"/>
               </w:rPr>
-              <w:t>Paavo Rasilo</w:t>
+              <w:t>Rafal Wrobel</w:t>
             </w:r>
           </w:p>
         </w:tc>
@@ -3411,7 +3411,7 @@
               <w:rPr>
                 <w:sz w:val="19"/>
               </w:rPr>
-              <w:t>Tampere University</w:t>
+              <w:t>independent researcher and engineering consultant</w:t>
             </w:r>
           </w:p>
         </w:tc>
@@ -3431,7 +3431,7 @@
               <w:rPr>
                 <w:sz w:val="19"/>
               </w:rPr>
-              <w:t>10 — Thermal management and cooling</w:t>
+              <w:t>11 — The drive: the converter interface</w:t>
             </w:r>
           </w:p>
         </w:tc>
@@ -3449,7 +3449,7 @@
               <w:rPr>
                 <w:sz w:val="19"/>
               </w:rPr>
-              <w:t>Rafal Wrobel</w:t>
+              <w:t>Pasi Peltoniemi</w:t>
             </w:r>
           </w:p>
         </w:tc>
@@ -3467,7 +3467,7 @@
               <w:rPr>
                 <w:sz w:val="19"/>
               </w:rPr>
-              <w:t>independent researcher and engineering consultant</w:t>
+              <w:t>LUT, power electronics</w:t>
             </w:r>
           </w:p>
         </w:tc>
@@ -3487,7 +3487,7 @@
               <w:rPr>
                 <w:sz w:val="19"/>
               </w:rPr>
-              <w:t>11 — The drive: the converter interface</w:t>
+              <w:t>12 — Control at high fundamental frequency</w:t>
             </w:r>
           </w:p>
         </w:tc>
@@ -3505,7 +3505,7 @@
               <w:rPr>
                 <w:sz w:val="19"/>
               </w:rPr>
-              <w:t>Pasi Peltoniemi</w:t>
+              <w:t>Marko Hinkkanen</w:t>
             </w:r>
           </w:p>
         </w:tc>
@@ -3523,7 +3523,7 @@
               <w:rPr>
                 <w:sz w:val="19"/>
               </w:rPr>
-              <w:t>LUT, power electronics</w:t>
+              <w:t>Aalto University, electric drives</w:t>
             </w:r>
           </w:p>
         </w:tc>
@@ -3543,7 +3543,7 @@
               <w:rPr>
                 <w:sz w:val="19"/>
               </w:rPr>
-              <w:t>12 — Control at high fundamental frequency</w:t>
+              <w:t>13 — Industrial case studies</w:t>
             </w:r>
           </w:p>
         </w:tc>
@@ -3561,7 +3561,7 @@
               <w:rPr>
                 <w:sz w:val="19"/>
               </w:rPr>
-              <w:t>Marko Hinkkanen</w:t>
+              <w:t>Jonna Tiainen and Ahti Jaatinen-Värri</w:t>
             </w:r>
           </w:p>
         </w:tc>
@@ -3579,7 +3579,7 @@
               <w:rPr>
                 <w:sz w:val="19"/>
               </w:rPr>
-              <w:t>Aalto University, electric drives</w:t>
+              <w:t>The Switch; LUT, turbomachinery</w:t>
             </w:r>
           </w:p>
         </w:tc>
@@ -3599,7 +3599,7 @@
               <w:rPr>
                 <w:sz w:val="19"/>
               </w:rPr>
-              <w:t>13 — Industrial case studies</w:t>
+              <w:t>14 — Mobile case studies</w:t>
             </w:r>
           </w:p>
         </w:tc>
@@ -3617,7 +3617,7 @@
               <w:rPr>
                 <w:sz w:val="19"/>
               </w:rPr>
-              <w:t>Jonna Tiainen and Ahti Jaatinen-Värri</w:t>
+              <w:t>Jenni Pippuri-Mäkeläinen</w:t>
             </w:r>
           </w:p>
         </w:tc>
@@ -3635,7 +3635,7 @@
               <w:rPr>
                 <w:sz w:val="19"/>
               </w:rPr>
-              <w:t>The Switch; LUT, turbomachinery</w:t>
+              <w:t>VTT, manager of the Voltcar project</w:t>
             </w:r>
           </w:p>
         </w:tc>
@@ -3655,63 +3655,7 @@
               <w:rPr>
                 <w:sz w:val="19"/>
               </w:rPr>
-              <w:t>14 — Mobile case studies</w:t>
-            </w:r>
-          </w:p>
-        </w:tc>
-        <w:tc>
-          <w:tcPr>
-            <w:tcW w:type="dxa" w:w="2880"/>
-          </w:tcPr>
-          <w:p>
-            <w:r>
-              <w:rPr>
-                <w:sz w:val="19"/>
-              </w:rPr>
-            </w:r>
-            <w:r>
-              <w:rPr>
-                <w:sz w:val="19"/>
-              </w:rPr>
-              <w:t>Jenni Pippuri-Mäkeläinen</w:t>
-            </w:r>
-          </w:p>
-        </w:tc>
-        <w:tc>
-          <w:tcPr>
-            <w:tcW w:type="dxa" w:w="2880"/>
-          </w:tcPr>
-          <w:p>
-            <w:r>
-              <w:rPr>
-                <w:sz w:val="19"/>
-              </w:rPr>
-            </w:r>
-            <w:r>
-              <w:rPr>
-                <w:sz w:val="19"/>
-              </w:rPr>
-              <w:t>VTT, manager of the Voltcar project</w:t>
-            </w:r>
-          </w:p>
-        </w:tc>
-      </w:tr>
-      <w:tr>
-        <w:tc>
-          <w:tcPr>
-            <w:tcW w:type="dxa" w:w="2880"/>
-          </w:tcPr>
-          <w:p>
-            <w:r>
-              <w:rPr>
-                <w:sz w:val="19"/>
-              </w:rPr>
-            </w:r>
-            <w:r>
-              <w:rPr>
-                <w:sz w:val="19"/>
-              </w:rPr>
-              <w:t>1, 3, 7</w:t>
+              <w:t>1, 3, 7, 9</w:t>
             </w:r>
           </w:p>
         </w:tc>
@@ -4175,7 +4119,7 @@
               <w:rPr>
                 <w:sz w:val="19"/>
               </w:rPr>
-              <w:t>a windage co-author</w:t>
+              <w:t>Juha Saari</w:t>
             </w:r>
           </w:p>
         </w:tc>
@@ -4193,7 +4137,7 @@
               <w:rPr>
                 <w:sz w:val="19"/>
               </w:rPr>
-              <w:t>to be settled</w:t>
+              <w:t>Upheat Solutions</w:t>
             </w:r>
           </w:p>
         </w:tc>
@@ -4211,7 +4155,7 @@
               <w:rPr>
                 <w:sz w:val="19"/>
               </w:rPr>
-              <w:t>9, §9.8</w:t>
+              <w:t>9, §9.8, aerodynamic and windage losses</w:t>
             </w:r>
           </w:p>
         </w:tc>
@@ -4229,7 +4173,7 @@
               <w:rPr>
                 <w:sz w:val="19"/>
               </w:rPr>
-              <w:t>P. Rasilo; J. Saari is the natural name</w:t>
+              <w:t>the authors; to be offered</w:t>
             </w:r>
           </w:p>
         </w:tc>
